--- a/HK1/IT108/Stage7/Ex7/HNKS26CNTT2_IT108_Session07_Ex07.docx
+++ b/HK1/IT108/Stage7/Ex7/HNKS26CNTT2_IT108_Session07_Ex07.docx
@@ -21,7 +21,7 @@
           <w:szCs w:val="36"/>
           <w:u w:val="single"/>
         </w:rPr>
-        <w:t xml:space="preserve">BÀI 1. </w:t>
+        <w:t xml:space="preserve">BÀI </w:t>
       </w:r>
       <w:r>
         <w:rPr>
@@ -31,7 +31,7 @@
           <w:szCs w:val="36"/>
           <w:u w:val="single"/>
         </w:rPr>
-        <w:t>TỐI ƯU HOÁ QUY TRÌNH KHỞI TẠO HẠ TẦNG SMART-FARM QUA POWERSHELL</w:t>
+        <w:t>7. DEBUG SHELL SCRIPT XỬ LÝ LOG CRITICAL</w:t>
       </w:r>
     </w:p>
     <w:p>
